--- a/menina_elefante/saidas/A_Menina_Elefante_V3_Parte_IV.docx
+++ b/menina_elefante/saidas/A_Menina_Elefante_V3_Parte_IV.docx
@@ -279,7 +279,7 @@
         <w:ind w:firstLine="0"/>
       </w:pPr>
       <w:r>
-        <w:t xml:space="preserve">A Mity nasceu no ano seguinte.</w:t>
+        <w:t xml:space="preserve">A Ayumi nasceu no ano seguinte, numa madrugada de maio.</w:t>
       </w:r>
     </w:p>
     <w:p>
@@ -401,7 +401,7 @@
           <w:sz w:val="22"/>
           <w:szCs w:val="22"/>
         </w:rPr>
-        <w:t xml:space="preserve">Aí a Mity nasceu, e nenhum caderno deu conta dela. Quando a minha primeira filha nasceu, nasceu também a minha identidade de mãe, e eu não sabia o que fazer com ela. Estava habilitada e não sabia fazer a baliza. A prática precisou me ensinar o que o documento dizia que eu já podia fazer.</w:t>
+        <w:t xml:space="preserve">Aí a Ayumi nasceu, e nenhum caderno deu conta dela. Quando a minha primeira filha nasceu, nasceu também a minha identidade de mãe, e eu não sabia o que fazer com ela. Estava habilitada e não sabia fazer a baliza. A prática precisou me ensinar o que o documento dizia que eu já podia fazer.</w:t>
       </w:r>
     </w:p>
     <w:p>
@@ -465,7 +465,7 @@
           <w:sz w:val="19"/>
           <w:szCs w:val="19"/>
         </w:rPr>
-        <w:t xml:space="preserve">CAPÍTULO 17 · 2014–2015</w:t>
+        <w:t xml:space="preserve">CAPÍTULO 17 · 2014–2016</w:t>
       </w:r>
     </w:p>
     <w:p>
@@ -496,7 +496,7 @@
         <w:t xml:space="preserve">Todo mundo sabia como</w:t>
       </w:r>
       <w:r>
-        <w:t xml:space="preserve"> a Mity devia dormir.</w:t>
+        <w:t xml:space="preserve"> a Ayumi devia dormir.</w:t>
       </w:r>
     </w:p>
     <w:p>
@@ -560,7 +560,7 @@
     </w:p>
     <w:p>
       <w:r>
-        <w:t xml:space="preserve">Era uma senhora simpática, de cabelo branco curto, que vinha trocar a lente de ano em ano e sempre trazia uma caixinha de doce para a minha mãe. Numa tarde, o Kousuke passou para me buscar com a Mity no colo, e a senhora viu ele pela porta de vidro, de camisa, com a menina dormindo no ombro, trazendo a bolsa de fraldas e o meu guarda-chuva. Ela ficou olhando. Depois se virou para mim com o rosto todo derretido.</w:t>
+        <w:t xml:space="preserve">Era uma senhora simpática, de cabelo branco curto, que vinha trocar a lente de ano em ano e sempre trazia uma caixinha de doce para a minha mãe. Numa tarde, o Kousuke passou para me buscar com a Ayumi no colo, e a senhora viu ele pela porta de vidro, de camisa, com a menina dormindo no ombro, trazendo a bolsa de fraldas e o meu guarda-chuva. Ela ficou olhando. Depois se virou para mim com o rosto todo derretido.</w:t>
       </w:r>
     </w:p>
     <w:p>
@@ -575,7 +575,7 @@
     </w:p>
     <w:p>
       <w:r>
-        <w:t xml:space="preserve">À noite, dando banho na Mity, a frase voltou. Você tem sorte. Sorte. Como quem ganha na rifa uma coisa que não merecia, como quem acha dinheiro na rua. Ninguém dizia que o Kousuke tinha sorte de ter a mim. Ninguém dizia, e eu concordava com ninguém.</w:t>
+        <w:t xml:space="preserve">À noite, dando banho na Ayumi, a frase voltou. Você tem sorte. Sorte. Como quem ganha na rifa uma coisa que não merecia, como quem acha dinheiro na rua. Ninguém dizia que o Kousuke tinha sorte de ter a mim. Ninguém dizia, e eu concordava com ninguém.</w:t>
       </w:r>
     </w:p>
     <w:p>
@@ -719,12 +719,12 @@
         <w:ind w:firstLine="0"/>
       </w:pPr>
       <w:r>
-        <w:t xml:space="preserve">A Ayumi veio logo depois, tão logo que a Mity ainda não tinha largado a mamadeira.</w:t>
+        <w:t xml:space="preserve">A Mity veio dois anos depois, também em maio, quando a Ayumi ainda não tinha largado a mamadeira.</w:t>
       </w:r>
     </w:p>
     <w:p>
       <w:r>
-        <w:t xml:space="preserve">Na segunda gravidez eu briguei mais. Brigava com o Kousuke por causa da louça, do horário, da mãe dele, da minha mãe, do jeito como ele segurava a Mity, do jeito como ele não segurava. Brigava e depois não lembrava direito por quê. Criava situações, como no tempo do recado de estatística, só que agora com barriga. Testava para ver se ele ia embora. Ele não ia.</w:t>
+        <w:t xml:space="preserve">Na segunda gravidez eu briguei mais. Brigava com o Kousuke por causa da louça, do horário, da mãe dele, da minha mãe, do jeito como ele segurava a Ayumi, do jeito como ele não segurava. Brigava e depois não lembrava direito por quê. Criava situações, como no tempo do recado de estatística, só que agora com barriga. Testava para ver se ele ia embora. Ele não ia.</w:t>
       </w:r>
     </w:p>
     <w:p>
@@ -739,7 +739,7 @@
     </w:p>
     <w:p>
       <w:r>
-        <w:t xml:space="preserve">Na manhã da viagem, quando desci com a Mity no colo, o banco de trás do carro estava diferente. O Kousuke tinha tirado a cadeirinha da Mity e posto na frente. Tinha dobrado o encosto e forrado tudo com o edredom da nossa cama, dois travesseiros e uma almofada de amamentação por cima, e ainda uma toalha enrolada no lugar exato onde iam ficar os meus tornozelos.</w:t>
+        <w:t xml:space="preserve">Na manhã da viagem, quando desci com a Ayumi no colo, o banco de trás do carro estava diferente. O Kousuke tinha tirado a cadeirinha da Ayumi e posto na frente. Tinha dobrado o encosto e forrado tudo com o edredom da nossa cama, dois travesseiros e uma almofada de amamentação por cima, e ainda uma toalha enrolada no lugar exato onde iam ficar os meus tornozelos.</w:t>
       </w:r>
     </w:p>
     <w:p>
@@ -754,7 +754,7 @@
     </w:p>
     <w:p>
       <w:r>
-        <w:t xml:space="preserve">Eu não lembro nada daquele casamento. Não lembro da noiva, do vestido, da festa. Lembro das quatro horas deitada no banco de trás, com os pés na toalha enrolada, olhando o céu passar pela janela de cabeça para baixo, e da Mity dormindo na cadeirinha da frente, e da nuca dele dirigindo.</w:t>
+        <w:t xml:space="preserve">Eu não lembro nada daquele casamento. Não lembro da noiva, do vestido, da festa. Lembro das quatro horas deitada no banco de trás, com os pés na toalha enrolada, olhando o céu passar pela janela de cabeça para baixo, e da Ayumi dormindo na cadeirinha da frente, e da nuca dele dirigindo.</w:t>
       </w:r>
     </w:p>
     <w:p>
@@ -773,12 +773,12 @@
         <w:ind w:firstLine="0"/>
       </w:pPr>
       <w:r>
-        <w:t xml:space="preserve">Naquela mesma semana, numa noite em que a casa estava quieta e a Mity e o Kousuke dormiam, eu me olhei no espelho do banheiro.</w:t>
+        <w:t xml:space="preserve">Naquela mesma semana, numa noite em que a casa estava quieta e a Ayumi e o Kousuke dormiam, eu me olhei no espelho do banheiro.</w:t>
       </w:r>
     </w:p>
     <w:p>
       <w:r>
-        <w:t xml:space="preserve">Eu estava de camisola, com a barriga enorme, o cabelo preso de qualquer jeito, as olheiras de quem não dormia desde a Mity. Fiquei um tempo olhando para aquela mulher, procurando o que as pessoas viam. A que não falava japonês fluente. A que não tinha passado em concurso. A que não tinha clínica.</w:t>
+        <w:t xml:space="preserve">Eu estava de camisola, com a barriga enorme, o cabelo preso de qualquer jeito, as olheiras de quem não dormia desde a Ayumi. Fiquei um tempo olhando para aquela mulher, procurando o que as pessoas viam. A que não falava japonês fluente. A que não tinha passado em concurso. A que não tinha clínica.</w:t>
       </w:r>
     </w:p>
     <w:p>
@@ -989,7 +989,7 @@
     </w:p>
     <w:p>
       <w:r>
-        <w:t xml:space="preserve">Não houve um motivo. Houve um acúmulo. Naquela manhã, uma tia tinha comentado no grupo da família que a filha de alguém tinha comprado um apartamento à vista. Na ótica, minha mãe tinha corrigido, na frente de um cliente, um número que eu tinha anotado errado. No caixa do supermercado, a moça tinha olhado as duas meninas e perguntado se eram gêmeas, e quando eu disse que não, tinha dito "nossa, que coragem, duas assim tão seguidinhas". Coisas pequenas. Cada uma do tamanho de uma letra da última linha da tabela.</w:t>
+        <w:t xml:space="preserve">Não houve um motivo. Houve um acúmulo. Naquela manhã, uma tia tinha comentado no grupo da família que a filha de alguém tinha comprado um apartamento à vista. Na ótica, minha mãe tinha corrigido, na frente de um cliente, um número que eu tinha anotado errado. No caixa do supermercado, a moça tinha olhado as duas meninas e perguntado quantos anos cada uma tinha, e quando eu disse, tinha feito a conta nos dedos e dito "nossa, que coragem, duas assim tão seguidinhas". Coisas pequenas. Cada uma do tamanho de uma letra da última linha da tabela.</w:t>
       </w:r>
     </w:p>
     <w:p>
@@ -1190,7 +1190,7 @@
         <w:ind w:firstLine="0"/>
       </w:pPr>
       <w:r>
-        <w:t xml:space="preserve">Voltamos com as duas pequenas, a Mity com uns três anos, a Ayumi com dois, cada uma com a sua mochilinha de rodinhas cheia de brinquedo que não podia ser despachado.</w:t>
+        <w:t xml:space="preserve">Voltamos com as duas pequenas, a Ayumi com três anos, puxando uma mochilinha de rodinhas cheia de brinquedo que não podia ser despachado, e a Mity com um ano, no colo, puxando o meu cabelo.</w:t>
       </w:r>
     </w:p>
     <w:p>
@@ -1303,7 +1303,7 @@
     </w:p>
     <w:p>
       <w:r>
-        <w:t xml:space="preserve">Eu estava do lado de fora do portão de desembarque desde uma hora antes, com as duas meninas pela mão, a Mity segurando uma folha de papel onde tinha escrito VOVÓ com canetinha, cada letra de uma cor. As portas automáticas abriam e fechavam, abriam e fechavam, soltando gente de outros voos, executivos, turistas, uma família inteira de chapéu.</w:t>
+        <w:t xml:space="preserve">Eu estava do lado de fora do portão de desembarque desde uma hora antes, com as duas meninas pela mão, a Ayumi segurando uma folha de papel onde tinha escrito VOVÓ com canetinha, cada letra de uma cor. As portas automáticas abriam e fechavam, abriam e fechavam, soltando gente de outros voos, executivos, turistas, uma família inteira de chapéu.</w:t>
       </w:r>
     </w:p>
     <w:p>
@@ -2341,7 +2341,7 @@
     </w:p>
     <w:p>
       <w:r>
-        <w:t xml:space="preserve">Eu pus as mãos no volante, olhei um ponto fixo no para-brisa, uma sujeirinha qualquer, e comecei a contar baixinho, como alguém um dia me ensinou para momentos assim. Um. Dois. Três. Pelo retrovisor, vi a Mity segurar a mão da Ayumi.</w:t>
+        <w:t xml:space="preserve">Eu pus as mãos no volante, olhei um ponto fixo no para-brisa, uma sujeirinha qualquer, e comecei a contar baixinho, como alguém um dia me ensinou para momentos assim. Um. Dois. Três. Pelo retrovisor, vi a Ayumi segurar a mão da Mity.</w:t>
       </w:r>
     </w:p>
     <w:p>

--- a/menina_elefante/saidas/A_Menina_Elefante_V3_Parte_IV.docx
+++ b/menina_elefante/saidas/A_Menina_Elefante_V3_Parte_IV.docx
@@ -1190,7 +1190,7 @@
         <w:ind w:firstLine="0"/>
       </w:pPr>
       <w:r>
-        <w:t xml:space="preserve">Voltamos com as duas pequenas, a Ayumi com três anos, puxando uma mochilinha de rodinhas cheia de brinquedo que não podia ser despachado, e a Mity com um ano, no colo, puxando o meu cabelo.</w:t>
+        <w:t xml:space="preserve">Voltamos com as duas pequenas, a Ayumi com três anos, puxando uma mochilinha de rodinhas cheia de brinquedo que não podia ser despachado, e a Mity com um ano e meio, no colo, puxando o meu cabelo.</w:t>
       </w:r>
     </w:p>
     <w:p>
